--- a/docs/rcg-invoice-template.docx
+++ b/docs/rcg-invoice-template.docx
@@ -598,13 +598,13 @@
         </w:tblBorders>
       </w:tblPr>
       <w:tblGrid>
-        <w:gridCol w:w="5300"/>
-        <w:gridCol w:w="4060"/>
+        <w:gridCol w:w="7000"/>
+        <w:gridCol w:w="2360"/>
       </w:tblGrid>
       <w:tr>
         <w:tc>
           <w:tcPr>
-            <w:tcW w:type="dxa" w:w="5300"/>
+            <w:tcW w:type="dxa" w:w="7000"/>
             <w:tcBorders>
               <w:top w:val="none" w:color="FFFFFF" w:sz="0"/>
               <w:left w:val="none" w:color="FFFFFF" w:sz="0"/>
@@ -646,42 +646,10 @@
               <w:t xml:space="preserve">{{INVOICE_NOTES}}</w:t>
             </w:r>
           </w:p>
-          <w:p>
-            <w:pPr>
-              <w:pBdr>
-                <w:bottom w:val="single" w:color="9CA3AF" w:sz="4" w:space="2"/>
-              </w:pBdr>
-            </w:pPr>
-            <w:r>
-              <w:t xml:space="preserve"/>
-            </w:r>
-          </w:p>
-          <w:p>
-            <w:pPr>
-              <w:pBdr>
-                <w:bottom w:val="single" w:color="9CA3AF" w:sz="4" w:space="2"/>
-              </w:pBdr>
-              <w:spacing w:before="40"/>
-            </w:pPr>
-            <w:r>
-              <w:t xml:space="preserve"/>
-            </w:r>
-          </w:p>
-          <w:p>
-            <w:pPr>
-              <w:pBdr>
-                <w:bottom w:val="single" w:color="9CA3AF" w:sz="4" w:space="2"/>
-              </w:pBdr>
-              <w:spacing w:before="40"/>
-            </w:pPr>
-            <w:r>
-              <w:t xml:space="preserve"/>
-            </w:r>
-          </w:p>
         </w:tc>
         <w:tc>
           <w:tcPr>
-            <w:tcW w:type="dxa" w:w="4060"/>
+            <w:tcW w:type="dxa" w:w="2360"/>
             <w:tcBorders>
               <w:top w:val="none" w:color="FFFFFF" w:sz="0"/>
               <w:left w:val="none" w:color="FFFFFF" w:sz="0"/>
@@ -697,7 +665,7 @@
           </w:tcPr>
           <w:tbl>
             <w:tblPr>
-              <w:tblW w:type="dxa" w:w="4060"/>
+              <w:tblW w:type="dxa" w:w="2360"/>
               <w:tblBorders>
                 <w:top w:val="none" w:color="FFFFFF" w:sz="0"/>
                 <w:left w:val="none" w:color="FFFFFF" w:sz="0"/>
@@ -708,8 +676,8 @@
               </w:tblBorders>
             </w:tblPr>
             <w:tblGrid>
-              <w:gridCol w:w="1500"/>
-              <w:gridCol w:w="2560"/>
+              <w:gridCol w:w="900"/>
+              <w:gridCol w:w="1460"/>
             </w:tblGrid>
             <w:tr>
               <w:trPr>
@@ -717,7 +685,7 @@
               </w:trPr>
               <w:tc>
                 <w:tcPr>
-                  <w:tcW w:type="dxa" w:w="1500"/>
+                  <w:tcW w:type="dxa" w:w="900"/>
                   <w:tcBorders>
                     <w:top w:val="none" w:color="FFFFFF" w:sz="0"/>
                     <w:left w:val="none" w:color="FFFFFF" w:sz="0"/>
@@ -748,7 +716,7 @@
               </w:tc>
               <w:tc>
                 <w:tcPr>
-                  <w:tcW w:type="dxa" w:w="2560"/>
+                  <w:tcW w:type="dxa" w:w="1460"/>
                   <w:tcBorders>
                     <w:top w:val="none" w:color="FFFFFF" w:sz="0"/>
                     <w:left w:val="none" w:color="FFFFFF" w:sz="0"/>
@@ -870,9 +838,7 @@
 <w:ftr xmlns:wpc="http://schemas.microsoft.com/office/word/2010/wordprocessingCanvas" xmlns:mc="http://schemas.openxmlformats.org/markup-compatibility/2006" xmlns:o="urn:schemas-microsoft-com:office:office" xmlns:r="http://schemas.openxmlformats.org/officeDocument/2006/relationships" xmlns:m="http://schemas.openxmlformats.org/officeDocument/2006/math" xmlns:v="urn:schemas-microsoft-com:vml" xmlns:wp14="http://schemas.microsoft.com/office/word/2010/wordprocessingDrawing" xmlns:wp="http://schemas.openxmlformats.org/drawingml/2006/wordprocessingDrawing" xmlns:w10="urn:schemas-microsoft-com:office:word" xmlns:w="http://schemas.openxmlformats.org/wordprocessingml/2006/main" xmlns:w14="http://schemas.microsoft.com/office/word/2010/wordml" xmlns:w15="http://schemas.microsoft.com/office/word/2012/wordml" xmlns:wpg="http://schemas.microsoft.com/office/word/2010/wordprocessingGroup" xmlns:wpi="http://schemas.microsoft.com/office/word/2010/wordprocessingInk" xmlns:wne="http://schemas.microsoft.com/office/word/2006/wordml" xmlns:wps="http://schemas.microsoft.com/office/word/2010/wordprocessingShape">
   <w:p>
     <w:pPr>
-      <w:tabs>
-        <w:tab w:val="right" w:pos="9360"/>
-      </w:tabs>
+      <w:jc w:val="center"/>
     </w:pPr>
     <w:r>
       <w:rPr>
@@ -881,47 +847,6 @@
         <w:szCs w:val="16"/>
       </w:rPr>
       <w:t xml:space="preserve">Radcliff Construction Group, LLC</w:t>
-    </w:r>
-    <w:r>
-      <w:t xml:space="preserve">	</w:t>
-    </w:r>
-    <w:r>
-      <w:rPr>
-        <w:color w:val="85969D"/>
-        <w:sz w:val="16"/>
-        <w:szCs w:val="16"/>
-      </w:rPr>
-      <w:t xml:space="preserve">Page </w:t>
-    </w:r>
-    <w:r>
-      <w:rPr>
-        <w:color w:val="85969D"/>
-        <w:sz w:val="16"/>
-        <w:szCs w:val="16"/>
-      </w:rPr>
-      <w:fldChar w:fldCharType="begin"/>
-      <w:instrText xml:space="preserve">PAGE</w:instrText>
-      <w:fldChar w:fldCharType="separate"/>
-      <w:fldChar w:fldCharType="end"/>
-    </w:r>
-    <w:r>
-      <w:rPr>
-        <w:color w:val="85969D"/>
-        <w:sz w:val="16"/>
-        <w:szCs w:val="16"/>
-      </w:rPr>
-      <w:t xml:space="preserve"> of </w:t>
-    </w:r>
-    <w:r>
-      <w:rPr>
-        <w:color w:val="85969D"/>
-        <w:sz w:val="16"/>
-        <w:szCs w:val="16"/>
-      </w:rPr>
-      <w:fldChar w:fldCharType="begin"/>
-      <w:instrText xml:space="preserve">NUMPAGES</w:instrText>
-      <w:fldChar w:fldCharType="separate"/>
-      <w:fldChar w:fldCharType="end"/>
     </w:r>
   </w:p>
 </w:ftr>
